--- a/Bases de Datos II/Clases/Proyecto Integrador/Anexo - Caso de estudio Clinica Huellitas - Bases de Datos II.docx
+++ b/Bases de Datos II/Clases/Proyecto Integrador/Anexo - Caso de estudio Clinica Huellitas - Bases de Datos II.docx
@@ -1713,7 +1713,7 @@
           <w:color w:val="2B2B2B"/>
           <w:sz w:val="22"/>
         </w:rPr>
-        <w:t>: `dueno`, `mascota`, `cita`.</w:t>
+        <w:t>: «dueno», «mascota», «cita».</w:t>
       </w:r>
     </w:p>
     <w:p>
@@ -1737,7 +1737,7 @@
           <w:color w:val="2B2B2B"/>
           <w:sz w:val="22"/>
         </w:rPr>
-        <w:t>`id_&lt;entidad&gt;`</w:t>
+        <w:t>«id_&lt;entidad&gt;»</w:t>
       </w:r>
       <w:r>
         <w:rPr>
@@ -1779,7 +1779,7 @@
           <w:color w:val="2B2B2B"/>
           <w:sz w:val="22"/>
         </w:rPr>
-        <w:t>: `VARCHAR(30)`. Una fecha no es texto: `TIMESTAMP`. El dinero no es flotante: `DECIMAL(12,2)`.</w:t>
+        <w:t>: «VARCHAR(30)». Una fecha no es texto: «TIMESTAMP». El dinero no es flotante: «DECIMAL(12,2)».</w:t>
       </w:r>
     </w:p>
     <w:p>
@@ -1794,7 +1794,7 @@
           <w:color w:val="2B2B2B"/>
           <w:sz w:val="22"/>
         </w:rPr>
-        <w:t>Nada se borra: se marca inactivo con `activa CHAR(1) DEFAULT 'S' CHECK (activa IN ('S','N'))`.</w:t>
+        <w:t>Nada se borra: se marca inactivo con «activa CHAR(1) DEFAULT 'S' CHECK (activa IN ('S','N'))».</w:t>
       </w:r>
     </w:p>
     <w:p>
@@ -1809,7 +1809,7 @@
           <w:color w:val="2B2B2B"/>
           <w:sz w:val="22"/>
         </w:rPr>
-        <w:t>Palabras compuestas con guión bajo (`detalle_factura`, `fecha_hora`); nunca camelCase ni comillas dobles.</w:t>
+        <w:t>Palabras compuestas con guión bajo («detalle_factura», «fecha_hora»); nunca camelCase ni comillas dobles.</w:t>
       </w:r>
     </w:p>
     <w:p>
@@ -1857,7 +1857,7 @@
           <w:color w:val="2B2B2B"/>
           <w:sz w:val="20"/>
         </w:rPr>
-        <w:t xml:space="preserve"> así están sembrados en la base, y así hay que escribirlos en un `WHERE` o un `INSERT` para que coincidan.</w:t>
+        <w:t xml:space="preserve"> así están sembrados en la base, y así hay que escribirlos en un «WHERE» o un «INSERT» para que coincidan.</w:t>
       </w:r>
     </w:p>
     <w:tbl>
